--- a/Tarea_Programada3_Documentacion.docx
+++ b/Tarea_Programada3_Documentacion.docx
@@ -1519,7 +1519,21 @@
                 <w:b w:val="0"/>
                 <w:bCs w:val="0"/>
               </w:rPr>
-              <w:t>22/6/26</w:t>
+              <w:t>2</w:t>
+            </w:r>
+            <w:r>
+              <w:rPr>
+                <w:b w:val="0"/>
+                <w:bCs w:val="0"/>
+              </w:rPr>
+              <w:t>7</w:t>
+            </w:r>
+            <w:r>
+              <w:rPr>
+                <w:b w:val="0"/>
+                <w:bCs w:val="0"/>
+              </w:rPr>
+              <w:t>/6/26</w:t>
             </w:r>
           </w:p>
         </w:tc>
@@ -1602,7 +1616,7 @@
                 <w:b w:val="0"/>
                 <w:bCs w:val="0"/>
               </w:rPr>
-              <w:t>Se analizaron los requisitos y todas las partes del proyecto, se dividió el trabajo, y se definieron las reglas principales</w:t>
+              <w:t>Repasé la materia de Poo enviada por la profesora</w:t>
             </w:r>
           </w:p>
         </w:tc>
@@ -1643,7 +1657,7 @@
                 <w:b w:val="0"/>
                 <w:bCs w:val="0"/>
               </w:rPr>
-              <w:t xml:space="preserve">Aprenderé más sobre poo </w:t>
+              <w:t>Analizaré el avance de mi compañero y voy a familiarizarme con el código para poder continuar</w:t>
             </w:r>
           </w:p>
         </w:tc>
@@ -1684,7 +1698,7 @@
                 <w:b w:val="0"/>
                 <w:bCs w:val="0"/>
               </w:rPr>
-              <w:t>En comenzar y entender la metodología de programación a usar</w:t>
+              <w:t>Que mi compañero me ayude a comprender lo que ya hizo</w:t>
             </w:r>
           </w:p>
         </w:tc>
@@ -1931,15 +1945,15 @@
         <w:pStyle w:val="Prrafodelista"/>
       </w:pPr>
       <w:r>
+        <w:t xml:space="preserve">• Cumplir con los tiempos establecidos. </w:t>
+      </w:r>
+    </w:p>
+    <w:p>
+      <w:pPr>
+        <w:pStyle w:val="Prrafodelista"/>
+      </w:pPr>
+      <w:r>
         <w:lastRenderedPageBreak/>
-        <w:t xml:space="preserve">• Cumplir con los tiempos establecidos. </w:t>
-      </w:r>
-    </w:p>
-    <w:p>
-      <w:pPr>
-        <w:pStyle w:val="Prrafodelista"/>
-      </w:pPr>
-      <w:r>
         <w:t xml:space="preserve">• Respetar las ideas del compañero. </w:t>
       </w:r>
     </w:p>

--- a/Tarea_Programada3_Documentacion.docx
+++ b/Tarea_Programada3_Documentacion.docx
@@ -1231,7 +1231,23 @@
                 <w:b w:val="0"/>
                 <w:bCs w:val="0"/>
               </w:rPr>
-              <w:t xml:space="preserve">Aprenderé más sobre poo </w:t>
+              <w:t xml:space="preserve">Aprenderé más sobre </w:t>
+            </w:r>
+            <w:proofErr w:type="spellStart"/>
+            <w:r>
+              <w:rPr>
+                <w:b w:val="0"/>
+                <w:bCs w:val="0"/>
+              </w:rPr>
+              <w:t>poo</w:t>
+            </w:r>
+            <w:proofErr w:type="spellEnd"/>
+            <w:r>
+              <w:rPr>
+                <w:b w:val="0"/>
+                <w:bCs w:val="0"/>
+              </w:rPr>
+              <w:t xml:space="preserve"> </w:t>
             </w:r>
           </w:p>
         </w:tc>
@@ -1905,6 +1921,458 @@
           <w:lang w:val="es-CR"/>
         </w:rPr>
       </w:pPr>
+    </w:p>
+    <w:p>
+      <w:pPr>
+        <w:pStyle w:val="Ttulo1"/>
+        <w:rPr>
+          <w:lang w:val="es-CR"/>
+        </w:rPr>
+      </w:pPr>
+    </w:p>
+    <w:p>
+      <w:pPr>
+        <w:pStyle w:val="Ttulo1"/>
+        <w:rPr>
+          <w:lang w:val="es-CR"/>
+        </w:rPr>
+      </w:pPr>
+    </w:p>
+    <w:tbl>
+      <w:tblPr>
+        <w:tblStyle w:val="Tablaconcuadrcula"/>
+        <w:tblW w:w="10097" w:type="dxa"/>
+        <w:tblLook w:val="04A0" w:firstRow="1" w:lastRow="0" w:firstColumn="1" w:lastColumn="0" w:noHBand="0" w:noVBand="1"/>
+      </w:tblPr>
+      <w:tblGrid>
+        <w:gridCol w:w="2443"/>
+        <w:gridCol w:w="7654"/>
+      </w:tblGrid>
+      <w:tr>
+        <w:trPr>
+          <w:trHeight w:val="403"/>
+        </w:trPr>
+        <w:tc>
+          <w:tcPr>
+            <w:tcW w:w="2443" w:type="dxa"/>
+          </w:tcPr>
+          <w:p>
+            <w:pPr>
+              <w:pStyle w:val="Ttulo1"/>
+            </w:pPr>
+            <w:r>
+              <w:rPr>
+                <w:rFonts w:ascii="Arial" w:eastAsia="Arial" w:hAnsi="Arial" w:cs="Arial"/>
+              </w:rPr>
+              <w:lastRenderedPageBreak/>
+              <w:t>Fecha:</w:t>
+            </w:r>
+          </w:p>
+        </w:tc>
+        <w:tc>
+          <w:tcPr>
+            <w:tcW w:w="7654" w:type="dxa"/>
+          </w:tcPr>
+          <w:p>
+            <w:pPr>
+              <w:pStyle w:val="Ttulo1"/>
+              <w:jc w:val="center"/>
+              <w:rPr>
+                <w:b w:val="0"/>
+                <w:bCs w:val="0"/>
+              </w:rPr>
+            </w:pPr>
+            <w:r>
+              <w:rPr>
+                <w:b w:val="0"/>
+                <w:bCs w:val="0"/>
+              </w:rPr>
+              <w:t>2</w:t>
+            </w:r>
+            <w:r>
+              <w:rPr>
+                <w:b w:val="0"/>
+                <w:bCs w:val="0"/>
+              </w:rPr>
+              <w:t>7</w:t>
+            </w:r>
+            <w:r>
+              <w:rPr>
+                <w:b w:val="0"/>
+                <w:bCs w:val="0"/>
+              </w:rPr>
+              <w:t>/6/26</w:t>
+            </w:r>
+          </w:p>
+        </w:tc>
+      </w:tr>
+      <w:tr>
+        <w:trPr>
+          <w:trHeight w:val="459"/>
+        </w:trPr>
+        <w:tc>
+          <w:tcPr>
+            <w:tcW w:w="2443" w:type="dxa"/>
+          </w:tcPr>
+          <w:p>
+            <w:pPr>
+              <w:pStyle w:val="Ttulo1"/>
+            </w:pPr>
+            <w:r>
+              <w:t>1er Participante</w:t>
+            </w:r>
+          </w:p>
+        </w:tc>
+        <w:tc>
+          <w:tcPr>
+            <w:tcW w:w="7654" w:type="dxa"/>
+          </w:tcPr>
+          <w:p>
+            <w:pPr>
+              <w:pStyle w:val="Ttulo1"/>
+              <w:tabs>
+                <w:tab w:val="left" w:pos="332"/>
+              </w:tabs>
+              <w:rPr>
+                <w:b w:val="0"/>
+                <w:bCs w:val="0"/>
+              </w:rPr>
+            </w:pPr>
+            <w:r>
+              <w:rPr>
+                <w:b w:val="0"/>
+                <w:bCs w:val="0"/>
+              </w:rPr>
+              <w:tab/>
+              <w:t>Alejandro Madrigal</w:t>
+            </w:r>
+          </w:p>
+        </w:tc>
+      </w:tr>
+      <w:tr>
+        <w:trPr>
+          <w:trHeight w:val="807"/>
+        </w:trPr>
+        <w:tc>
+          <w:tcPr>
+            <w:tcW w:w="2443" w:type="dxa"/>
+            <w:shd w:val="clear" w:color="auto" w:fill="ACB9CA" w:themeFill="text2" w:themeFillTint="66"/>
+          </w:tcPr>
+          <w:p>
+            <w:pPr>
+              <w:pStyle w:val="Ttulo1"/>
+            </w:pPr>
+            <w:r>
+              <w:t>¿Qué he hecho?:</w:t>
+            </w:r>
+          </w:p>
+        </w:tc>
+        <w:tc>
+          <w:tcPr>
+            <w:tcW w:w="7654" w:type="dxa"/>
+          </w:tcPr>
+          <w:p>
+            <w:pPr>
+              <w:pStyle w:val="Ttulo1"/>
+              <w:rPr>
+                <w:b w:val="0"/>
+                <w:bCs w:val="0"/>
+              </w:rPr>
+            </w:pPr>
+            <w:r>
+              <w:rPr>
+                <w:b w:val="0"/>
+                <w:bCs w:val="0"/>
+              </w:rPr>
+              <w:t>Comprendí el código realizado por mi compañero y di algunas recomendaciones</w:t>
+            </w:r>
+          </w:p>
+        </w:tc>
+      </w:tr>
+      <w:tr>
+        <w:trPr>
+          <w:trHeight w:val="1173"/>
+        </w:trPr>
+        <w:tc>
+          <w:tcPr>
+            <w:tcW w:w="2443" w:type="dxa"/>
+            <w:shd w:val="clear" w:color="auto" w:fill="ACB9CA" w:themeFill="text2" w:themeFillTint="66"/>
+          </w:tcPr>
+          <w:p>
+            <w:pPr>
+              <w:pStyle w:val="Ttulo1"/>
+            </w:pPr>
+            <w:r>
+              <w:t>¿Qué haré a continuación?:</w:t>
+            </w:r>
+          </w:p>
+        </w:tc>
+        <w:tc>
+          <w:tcPr>
+            <w:tcW w:w="7654" w:type="dxa"/>
+          </w:tcPr>
+          <w:p>
+            <w:pPr>
+              <w:pStyle w:val="Ttulo1"/>
+              <w:jc w:val="center"/>
+              <w:rPr>
+                <w:b w:val="0"/>
+                <w:bCs w:val="0"/>
+              </w:rPr>
+            </w:pPr>
+            <w:r>
+              <w:rPr>
+                <w:b w:val="0"/>
+                <w:bCs w:val="0"/>
+              </w:rPr>
+              <w:t>Comenzaré actualizando la documentación actual ya que la mayor parte está desactualizada</w:t>
+            </w:r>
+          </w:p>
+        </w:tc>
+      </w:tr>
+      <w:tr>
+        <w:trPr>
+          <w:trHeight w:val="73"/>
+        </w:trPr>
+        <w:tc>
+          <w:tcPr>
+            <w:tcW w:w="2443" w:type="dxa"/>
+            <w:shd w:val="clear" w:color="auto" w:fill="ACB9CA" w:themeFill="text2" w:themeFillTint="66"/>
+          </w:tcPr>
+          <w:p>
+            <w:pPr>
+              <w:pStyle w:val="Ttulo1"/>
+            </w:pPr>
+            <w:r>
+              <w:t>¿En qué ocupo ayuda?:</w:t>
+            </w:r>
+          </w:p>
+        </w:tc>
+        <w:tc>
+          <w:tcPr>
+            <w:tcW w:w="7654" w:type="dxa"/>
+          </w:tcPr>
+          <w:p>
+            <w:pPr>
+              <w:pStyle w:val="Ttulo1"/>
+              <w:jc w:val="center"/>
+              <w:rPr>
+                <w:b w:val="0"/>
+                <w:bCs w:val="0"/>
+              </w:rPr>
+            </w:pPr>
+            <w:r>
+              <w:rPr>
+                <w:b w:val="0"/>
+                <w:bCs w:val="0"/>
+              </w:rPr>
+              <w:t xml:space="preserve">Anotando los problemas encontrados </w:t>
+            </w:r>
+          </w:p>
+        </w:tc>
+      </w:tr>
+      <w:tr>
+        <w:trPr>
+          <w:trHeight w:val="403"/>
+        </w:trPr>
+        <w:tc>
+          <w:tcPr>
+            <w:tcW w:w="2443" w:type="dxa"/>
+          </w:tcPr>
+          <w:p>
+            <w:pPr>
+              <w:pStyle w:val="Ttulo1"/>
+            </w:pPr>
+            <w:r>
+              <w:rPr>
+                <w:rFonts w:ascii="Arial" w:eastAsia="Arial" w:hAnsi="Arial" w:cs="Arial"/>
+              </w:rPr>
+              <w:t>Fecha:</w:t>
+            </w:r>
+          </w:p>
+        </w:tc>
+        <w:tc>
+          <w:tcPr>
+            <w:tcW w:w="7654" w:type="dxa"/>
+          </w:tcPr>
+          <w:p>
+            <w:pPr>
+              <w:pStyle w:val="Ttulo1"/>
+              <w:jc w:val="center"/>
+              <w:rPr>
+                <w:b w:val="0"/>
+                <w:bCs w:val="0"/>
+              </w:rPr>
+            </w:pPr>
+            <w:r>
+              <w:rPr>
+                <w:b w:val="0"/>
+                <w:bCs w:val="0"/>
+              </w:rPr>
+              <w:t>22/6/26</w:t>
+            </w:r>
+          </w:p>
+        </w:tc>
+      </w:tr>
+      <w:tr>
+        <w:trPr>
+          <w:trHeight w:val="459"/>
+        </w:trPr>
+        <w:tc>
+          <w:tcPr>
+            <w:tcW w:w="2443" w:type="dxa"/>
+          </w:tcPr>
+          <w:p>
+            <w:pPr>
+              <w:pStyle w:val="Ttulo1"/>
+            </w:pPr>
+            <w:r>
+              <w:t>2do Participante</w:t>
+            </w:r>
+          </w:p>
+        </w:tc>
+        <w:tc>
+          <w:tcPr>
+            <w:tcW w:w="7654" w:type="dxa"/>
+          </w:tcPr>
+          <w:p>
+            <w:pPr>
+              <w:pStyle w:val="Ttulo1"/>
+              <w:jc w:val="center"/>
+              <w:rPr>
+                <w:b w:val="0"/>
+                <w:bCs w:val="0"/>
+              </w:rPr>
+            </w:pPr>
+          </w:p>
+        </w:tc>
+      </w:tr>
+      <w:tr>
+        <w:trPr>
+          <w:trHeight w:val="807"/>
+        </w:trPr>
+        <w:tc>
+          <w:tcPr>
+            <w:tcW w:w="2443" w:type="dxa"/>
+            <w:shd w:val="clear" w:color="auto" w:fill="ACB9CA" w:themeFill="text2" w:themeFillTint="66"/>
+          </w:tcPr>
+          <w:p>
+            <w:pPr>
+              <w:pStyle w:val="Ttulo1"/>
+            </w:pPr>
+            <w:r>
+              <w:t>¿Qué he hecho?:</w:t>
+            </w:r>
+          </w:p>
+        </w:tc>
+        <w:tc>
+          <w:tcPr>
+            <w:tcW w:w="7654" w:type="dxa"/>
+          </w:tcPr>
+          <w:p>
+            <w:pPr>
+              <w:pStyle w:val="Ttulo1"/>
+              <w:jc w:val="center"/>
+              <w:rPr>
+                <w:b w:val="0"/>
+                <w:bCs w:val="0"/>
+              </w:rPr>
+            </w:pPr>
+          </w:p>
+        </w:tc>
+      </w:tr>
+      <w:tr>
+        <w:trPr>
+          <w:trHeight w:val="1173"/>
+        </w:trPr>
+        <w:tc>
+          <w:tcPr>
+            <w:tcW w:w="2443" w:type="dxa"/>
+            <w:shd w:val="clear" w:color="auto" w:fill="ACB9CA" w:themeFill="text2" w:themeFillTint="66"/>
+          </w:tcPr>
+          <w:p>
+            <w:pPr>
+              <w:pStyle w:val="Ttulo1"/>
+            </w:pPr>
+            <w:r>
+              <w:t>¿Qué haré a continuación?:</w:t>
+            </w:r>
+          </w:p>
+        </w:tc>
+        <w:tc>
+          <w:tcPr>
+            <w:tcW w:w="7654" w:type="dxa"/>
+          </w:tcPr>
+          <w:p>
+            <w:pPr>
+              <w:pStyle w:val="Ttulo1"/>
+              <w:jc w:val="center"/>
+              <w:rPr>
+                <w:b w:val="0"/>
+                <w:bCs w:val="0"/>
+              </w:rPr>
+            </w:pPr>
+          </w:p>
+        </w:tc>
+      </w:tr>
+      <w:tr>
+        <w:trPr>
+          <w:trHeight w:val="73"/>
+        </w:trPr>
+        <w:tc>
+          <w:tcPr>
+            <w:tcW w:w="2443" w:type="dxa"/>
+            <w:shd w:val="clear" w:color="auto" w:fill="ACB9CA" w:themeFill="text2" w:themeFillTint="66"/>
+          </w:tcPr>
+          <w:p>
+            <w:pPr>
+              <w:pStyle w:val="Ttulo1"/>
+            </w:pPr>
+            <w:r>
+              <w:t>¿En qué ocupo ayuda?:</w:t>
+            </w:r>
+          </w:p>
+        </w:tc>
+        <w:tc>
+          <w:tcPr>
+            <w:tcW w:w="7654" w:type="dxa"/>
+          </w:tcPr>
+          <w:p>
+            <w:pPr>
+              <w:pStyle w:val="Ttulo1"/>
+              <w:jc w:val="center"/>
+              <w:rPr>
+                <w:b w:val="0"/>
+                <w:bCs w:val="0"/>
+              </w:rPr>
+            </w:pPr>
+          </w:p>
+        </w:tc>
+      </w:tr>
+    </w:tbl>
+    <w:p>
+      <w:pPr>
+        <w:pStyle w:val="Ttulo1"/>
+        <w:rPr>
+          <w:lang w:val="es-CR"/>
+        </w:rPr>
+      </w:pPr>
+    </w:p>
+    <w:p>
+      <w:pPr>
+        <w:pStyle w:val="Ttulo1"/>
+        <w:rPr>
+          <w:lang w:val="es-CR"/>
+        </w:rPr>
+      </w:pPr>
+    </w:p>
+    <w:p>
+      <w:pPr>
+        <w:pStyle w:val="Ttulo1"/>
+        <w:rPr>
+          <w:lang w:val="es-CR"/>
+        </w:rPr>
+      </w:pPr>
       <w:r>
         <w:rPr>
           <w:lang w:val="es-CR"/>
@@ -1945,6 +2413,7 @@
         <w:pStyle w:val="Prrafodelista"/>
       </w:pPr>
       <w:r>
+        <w:lastRenderedPageBreak/>
         <w:t xml:space="preserve">• Cumplir con los tiempos establecidos. </w:t>
       </w:r>
     </w:p>
@@ -1953,7 +2422,6 @@
         <w:pStyle w:val="Prrafodelista"/>
       </w:pPr>
       <w:r>
-        <w:lastRenderedPageBreak/>
         <w:t xml:space="preserve">• Respetar las ideas del compañero. </w:t>
       </w:r>
     </w:p>
@@ -6560,12 +7028,21 @@
           <w:bCs/>
         </w:rPr>
       </w:pPr>
+      <w:proofErr w:type="spellStart"/>
       <w:r>
         <w:rPr>
           <w:b/>
           <w:bCs/>
         </w:rPr>
-        <w:t>Personales — Alejandro:</w:t>
+        <w:t>Personales</w:t>
+      </w:r>
+      <w:proofErr w:type="spellEnd"/>
+      <w:r>
+        <w:rPr>
+          <w:b/>
+          <w:bCs/>
+        </w:rPr>
+        <w:t xml:space="preserve"> — Alejandro:</w:t>
       </w:r>
     </w:p>
     <w:p>
@@ -6676,50 +7153,124 @@
           <w:lang w:val="es-CR"/>
         </w:rPr>
       </w:pPr>
-      <w:r>
-        <w:rPr>
-          <w:lang w:val="es-CR"/>
-        </w:rPr>
-        <w:t>Aprendi que los imprevistos hay que reportarlos de inmediato para no afectar al equipo.</w:t>
-      </w:r>
-    </w:p>
-    <w:p>
-      <w:pPr>
-        <w:rPr>
-          <w:lang w:val="es-CR"/>
-        </w:rPr>
-      </w:pPr>
-      <w:r>
-        <w:rPr>
-          <w:lang w:val="es-CR"/>
-        </w:rPr>
-        <w:t>Entendi la importancia de mantener el repositorio de Git actualizado constantemente con commits descriptivos.</w:t>
-      </w:r>
-    </w:p>
-    <w:p>
-      <w:pPr>
-        <w:rPr>
-          <w:lang w:val="es-CR"/>
-        </w:rPr>
-      </w:pPr>
-      <w:r>
-        <w:rPr>
-          <w:lang w:val="es-CR"/>
-        </w:rPr>
-        <w:t>Aprendi a ser mas organizado con los archivos y versiones del proyecto para no perder trabajo.</w:t>
-      </w:r>
-    </w:p>
-    <w:p>
-      <w:pPr>
-        <w:rPr>
-          <w:lang w:val="es-CR"/>
-        </w:rPr>
-      </w:pPr>
-      <w:r>
-        <w:rPr>
-          <w:lang w:val="es-CR"/>
-        </w:rPr>
-        <w:t>Comprendi que el trabajo en pareja requiere respeto, comunicacion y flexibilidad para llegar a buenos resultados.</w:t>
+      <w:proofErr w:type="spellStart"/>
+      <w:r>
+        <w:rPr>
+          <w:lang w:val="es-CR"/>
+        </w:rPr>
+        <w:t>Aprendi</w:t>
+      </w:r>
+      <w:proofErr w:type="spellEnd"/>
+      <w:r>
+        <w:rPr>
+          <w:lang w:val="es-CR"/>
+        </w:rPr>
+        <w:t xml:space="preserve"> que los imprevistos hay que reportarlos de inmediato para no afectar al equipo.</w:t>
+      </w:r>
+    </w:p>
+    <w:p>
+      <w:pPr>
+        <w:rPr>
+          <w:lang w:val="es-CR"/>
+        </w:rPr>
+      </w:pPr>
+      <w:proofErr w:type="spellStart"/>
+      <w:r>
+        <w:rPr>
+          <w:lang w:val="es-CR"/>
+        </w:rPr>
+        <w:t>Entendi</w:t>
+      </w:r>
+      <w:proofErr w:type="spellEnd"/>
+      <w:r>
+        <w:rPr>
+          <w:lang w:val="es-CR"/>
+        </w:rPr>
+        <w:t xml:space="preserve"> la importancia de mantener el repositorio de Git actualizado constantemente con </w:t>
+      </w:r>
+      <w:proofErr w:type="spellStart"/>
+      <w:r>
+        <w:rPr>
+          <w:lang w:val="es-CR"/>
+        </w:rPr>
+        <w:t>commits</w:t>
+      </w:r>
+      <w:proofErr w:type="spellEnd"/>
+      <w:r>
+        <w:rPr>
+          <w:lang w:val="es-CR"/>
+        </w:rPr>
+        <w:t xml:space="preserve"> descriptivos.</w:t>
+      </w:r>
+    </w:p>
+    <w:p>
+      <w:pPr>
+        <w:rPr>
+          <w:lang w:val="es-CR"/>
+        </w:rPr>
+      </w:pPr>
+      <w:proofErr w:type="spellStart"/>
+      <w:r>
+        <w:rPr>
+          <w:lang w:val="es-CR"/>
+        </w:rPr>
+        <w:t>Aprendi</w:t>
+      </w:r>
+      <w:proofErr w:type="spellEnd"/>
+      <w:r>
+        <w:rPr>
+          <w:lang w:val="es-CR"/>
+        </w:rPr>
+        <w:t xml:space="preserve"> a ser </w:t>
+      </w:r>
+      <w:proofErr w:type="spellStart"/>
+      <w:r>
+        <w:rPr>
+          <w:lang w:val="es-CR"/>
+        </w:rPr>
+        <w:t>mas</w:t>
+      </w:r>
+      <w:proofErr w:type="spellEnd"/>
+      <w:r>
+        <w:rPr>
+          <w:lang w:val="es-CR"/>
+        </w:rPr>
+        <w:t xml:space="preserve"> organizado con los archivos y versiones del proyecto para no perder trabajo.</w:t>
+      </w:r>
+    </w:p>
+    <w:p>
+      <w:pPr>
+        <w:rPr>
+          <w:lang w:val="es-CR"/>
+        </w:rPr>
+      </w:pPr>
+      <w:proofErr w:type="spellStart"/>
+      <w:r>
+        <w:rPr>
+          <w:lang w:val="es-CR"/>
+        </w:rPr>
+        <w:t>Comprendi</w:t>
+      </w:r>
+      <w:proofErr w:type="spellEnd"/>
+      <w:r>
+        <w:rPr>
+          <w:lang w:val="es-CR"/>
+        </w:rPr>
+        <w:t xml:space="preserve"> que el trabajo en pareja requiere respeto, </w:t>
+      </w:r>
+      <w:proofErr w:type="spellStart"/>
+      <w:r>
+        <w:rPr>
+          <w:lang w:val="es-CR"/>
+        </w:rPr>
+        <w:t>comunicacion</w:t>
+      </w:r>
+      <w:proofErr w:type="spellEnd"/>
+      <w:r>
+        <w:rPr>
+          <w:lang w:val="es-CR"/>
+        </w:rPr>
+        <w:t xml:space="preserve"> y flexibilidad para llegar a buenos resultados.</w:t>
       </w:r>
     </w:p>
     <w:p>
@@ -6763,7 +7314,15 @@
         <w:t xml:space="preserve">Aprendí a </w:t>
       </w:r>
       <w:r>
-        <w:t>implementar POO en conjunto a la interfaz grafica y lo util que esto llega a ser.</w:t>
+        <w:t xml:space="preserve">implementar POO en conjunto a la interfaz grafica y lo </w:t>
+      </w:r>
+      <w:proofErr w:type="spellStart"/>
+      <w:r>
+        <w:t>util</w:t>
+      </w:r>
+      <w:proofErr w:type="spellEnd"/>
+      <w:r>
+        <w:t xml:space="preserve"> que esto llega a ser.</w:t>
       </w:r>
     </w:p>
     <w:p>
@@ -6788,8 +7347,13 @@
         </w:numPr>
       </w:pPr>
       <w:r>
-        <w:t>Aprendí a llenar datos de forma dinamica</w:t>
-      </w:r>
+        <w:t xml:space="preserve">Aprendí a llenar datos de forma </w:t>
+      </w:r>
+      <w:proofErr w:type="spellStart"/>
+      <w:r>
+        <w:t>dinamica</w:t>
+      </w:r>
+      <w:proofErr w:type="spellEnd"/>
     </w:p>
     <w:p>
       <w:pPr>
@@ -6837,50 +7401,180 @@
           <w:lang w:val="es-CR"/>
         </w:rPr>
       </w:pPr>
-      <w:r>
-        <w:rPr>
-          <w:lang w:val="es-CR"/>
-        </w:rPr>
-        <w:t>Aprendi a manejar archivos binarios en Python usando pickle para guardar y cargar estructuras de datos.</w:t>
-      </w:r>
-    </w:p>
-    <w:p>
-      <w:pPr>
-        <w:rPr>
-          <w:lang w:val="es-CR"/>
-        </w:rPr>
-      </w:pPr>
-      <w:r>
-        <w:rPr>
-          <w:lang w:val="es-CR"/>
-        </w:rPr>
-        <w:t>Comprendi como funciona Tkinter para construir interfaces graficas con ventanas, botones, campos de texto y menus.</w:t>
-      </w:r>
-    </w:p>
-    <w:p>
-      <w:pPr>
-        <w:rPr>
-          <w:lang w:val="es-CR"/>
-        </w:rPr>
-      </w:pPr>
-      <w:r>
-        <w:rPr>
-          <w:lang w:val="es-CR"/>
-        </w:rPr>
-        <w:t>Aprendi a usar expresiones regulares con el modulo re para validar cedulas, correos, telefonos y fechas.</w:t>
-      </w:r>
-    </w:p>
-    <w:p>
-      <w:pPr>
-        <w:rPr>
-          <w:lang w:val="es-CR"/>
-        </w:rPr>
-      </w:pPr>
-      <w:r>
-        <w:rPr>
-          <w:lang w:val="es-CR"/>
-        </w:rPr>
-        <w:t>Aprendi a estructurar archivos HTML5 generados dinamicamente desde Python con tablas, estilos y metadatos.</w:t>
+      <w:proofErr w:type="spellStart"/>
+      <w:r>
+        <w:rPr>
+          <w:lang w:val="es-CR"/>
+        </w:rPr>
+        <w:t>Aprendi</w:t>
+      </w:r>
+      <w:proofErr w:type="spellEnd"/>
+      <w:r>
+        <w:rPr>
+          <w:lang w:val="es-CR"/>
+        </w:rPr>
+        <w:t xml:space="preserve"> a manejar archivos binarios en Python usando </w:t>
+      </w:r>
+      <w:proofErr w:type="spellStart"/>
+      <w:r>
+        <w:rPr>
+          <w:lang w:val="es-CR"/>
+        </w:rPr>
+        <w:t>pickle</w:t>
+      </w:r>
+      <w:proofErr w:type="spellEnd"/>
+      <w:r>
+        <w:rPr>
+          <w:lang w:val="es-CR"/>
+        </w:rPr>
+        <w:t xml:space="preserve"> para guardar y cargar estructuras de datos.</w:t>
+      </w:r>
+    </w:p>
+    <w:p>
+      <w:pPr>
+        <w:rPr>
+          <w:lang w:val="es-CR"/>
+        </w:rPr>
+      </w:pPr>
+      <w:proofErr w:type="spellStart"/>
+      <w:r>
+        <w:rPr>
+          <w:lang w:val="es-CR"/>
+        </w:rPr>
+        <w:t>Comprendi</w:t>
+      </w:r>
+      <w:proofErr w:type="spellEnd"/>
+      <w:r>
+        <w:rPr>
+          <w:lang w:val="es-CR"/>
+        </w:rPr>
+        <w:t xml:space="preserve"> </w:t>
+      </w:r>
+      <w:proofErr w:type="spellStart"/>
+      <w:r>
+        <w:rPr>
+          <w:lang w:val="es-CR"/>
+        </w:rPr>
+        <w:t>como</w:t>
+      </w:r>
+      <w:proofErr w:type="spellEnd"/>
+      <w:r>
+        <w:rPr>
+          <w:lang w:val="es-CR"/>
+        </w:rPr>
+        <w:t xml:space="preserve"> funciona </w:t>
+      </w:r>
+      <w:proofErr w:type="spellStart"/>
+      <w:r>
+        <w:rPr>
+          <w:lang w:val="es-CR"/>
+        </w:rPr>
+        <w:t>Tkinter</w:t>
+      </w:r>
+      <w:proofErr w:type="spellEnd"/>
+      <w:r>
+        <w:rPr>
+          <w:lang w:val="es-CR"/>
+        </w:rPr>
+        <w:t xml:space="preserve"> para construir interfaces graficas con ventanas, botones, campos de texto y </w:t>
+      </w:r>
+      <w:proofErr w:type="spellStart"/>
+      <w:r>
+        <w:rPr>
+          <w:lang w:val="es-CR"/>
+        </w:rPr>
+        <w:t>menus</w:t>
+      </w:r>
+      <w:proofErr w:type="spellEnd"/>
+      <w:r>
+        <w:rPr>
+          <w:lang w:val="es-CR"/>
+        </w:rPr>
+        <w:t>.</w:t>
+      </w:r>
+    </w:p>
+    <w:p>
+      <w:pPr>
+        <w:rPr>
+          <w:lang w:val="es-CR"/>
+        </w:rPr>
+      </w:pPr>
+      <w:proofErr w:type="spellStart"/>
+      <w:r>
+        <w:rPr>
+          <w:lang w:val="es-CR"/>
+        </w:rPr>
+        <w:t>Aprendi</w:t>
+      </w:r>
+      <w:proofErr w:type="spellEnd"/>
+      <w:r>
+        <w:rPr>
+          <w:lang w:val="es-CR"/>
+        </w:rPr>
+        <w:t xml:space="preserve"> a usar expresiones regulares con el </w:t>
+      </w:r>
+      <w:proofErr w:type="spellStart"/>
+      <w:r>
+        <w:rPr>
+          <w:lang w:val="es-CR"/>
+        </w:rPr>
+        <w:t>modulo</w:t>
+      </w:r>
+      <w:proofErr w:type="spellEnd"/>
+      <w:r>
+        <w:rPr>
+          <w:lang w:val="es-CR"/>
+        </w:rPr>
+        <w:t xml:space="preserve"> re para validar cedulas, correos, </w:t>
+      </w:r>
+      <w:proofErr w:type="spellStart"/>
+      <w:r>
+        <w:rPr>
+          <w:lang w:val="es-CR"/>
+        </w:rPr>
+        <w:t>telefonos</w:t>
+      </w:r>
+      <w:proofErr w:type="spellEnd"/>
+      <w:r>
+        <w:rPr>
+          <w:lang w:val="es-CR"/>
+        </w:rPr>
+        <w:t xml:space="preserve"> y fechas.</w:t>
+      </w:r>
+    </w:p>
+    <w:p>
+      <w:pPr>
+        <w:rPr>
+          <w:lang w:val="es-CR"/>
+        </w:rPr>
+      </w:pPr>
+      <w:proofErr w:type="spellStart"/>
+      <w:r>
+        <w:rPr>
+          <w:lang w:val="es-CR"/>
+        </w:rPr>
+        <w:t>Aprendi</w:t>
+      </w:r>
+      <w:proofErr w:type="spellEnd"/>
+      <w:r>
+        <w:rPr>
+          <w:lang w:val="es-CR"/>
+        </w:rPr>
+        <w:t xml:space="preserve"> a estructurar archivos HTML5 generados </w:t>
+      </w:r>
+      <w:proofErr w:type="spellStart"/>
+      <w:r>
+        <w:rPr>
+          <w:lang w:val="es-CR"/>
+        </w:rPr>
+        <w:t>dinamicamente</w:t>
+      </w:r>
+      <w:proofErr w:type="spellEnd"/>
+      <w:r>
+        <w:rPr>
+          <w:lang w:val="es-CR"/>
+        </w:rPr>
+        <w:t xml:space="preserve"> desde Python con tablas, estilos y metadatos.</w:t>
       </w:r>
     </w:p>
     <w:p>
@@ -6950,8 +7644,18 @@
                 <w:sz w:val="22"/>
                 <w:szCs w:val="22"/>
               </w:rPr>
-              <w:t>Horas estimadas</w:t>
-            </w:r>
+              <w:t xml:space="preserve">Horas </w:t>
+            </w:r>
+            <w:proofErr w:type="spellStart"/>
+            <w:r>
+              <w:rPr>
+                <w:rStyle w:val="Fuerte"/>
+                <w:sz w:val="22"/>
+                <w:szCs w:val="22"/>
+              </w:rPr>
+              <w:t>estimadas</w:t>
+            </w:r>
+            <w:proofErr w:type="spellEnd"/>
           </w:p>
         </w:tc>
       </w:tr>
@@ -6965,9 +7669,19 @@
             <w:tcW w:w="4675" w:type="dxa"/>
           </w:tcPr>
           <w:p>
-            <w:r>
-              <w:t>Análisis de requerimientos</w:t>
-            </w:r>
+            <w:proofErr w:type="spellStart"/>
+            <w:r>
+              <w:t>Análisis</w:t>
+            </w:r>
+            <w:proofErr w:type="spellEnd"/>
+            <w:r>
+              <w:t xml:space="preserve"> de </w:t>
+            </w:r>
+            <w:proofErr w:type="spellStart"/>
+            <w:r>
+              <w:t>requerimientos</w:t>
+            </w:r>
+            <w:proofErr w:type="spellEnd"/>
           </w:p>
         </w:tc>
         <w:tc>
@@ -6991,9 +7705,19 @@
             <w:tcW w:w="4675" w:type="dxa"/>
           </w:tcPr>
           <w:p>
-            <w:r>
-              <w:t>Diseño de algoritmos</w:t>
-            </w:r>
+            <w:proofErr w:type="spellStart"/>
+            <w:r>
+              <w:t>Diseño</w:t>
+            </w:r>
+            <w:proofErr w:type="spellEnd"/>
+            <w:r>
+              <w:t xml:space="preserve"> de </w:t>
+            </w:r>
+            <w:proofErr w:type="spellStart"/>
+            <w:r>
+              <w:t>algoritmos</w:t>
+            </w:r>
+            <w:proofErr w:type="spellEnd"/>
           </w:p>
         </w:tc>
         <w:tc>
@@ -7020,9 +7744,27 @@
             <w:tcW w:w="4675" w:type="dxa"/>
           </w:tcPr>
           <w:p>
-            <w:r>
-              <w:t>Investigación de librerías nuevas</w:t>
-            </w:r>
+            <w:proofErr w:type="spellStart"/>
+            <w:r>
+              <w:t>Investigación</w:t>
+            </w:r>
+            <w:proofErr w:type="spellEnd"/>
+            <w:r>
+              <w:t xml:space="preserve"> de </w:t>
+            </w:r>
+            <w:proofErr w:type="spellStart"/>
+            <w:r>
+              <w:t>librerías</w:t>
+            </w:r>
+            <w:proofErr w:type="spellEnd"/>
+            <w:r>
+              <w:t xml:space="preserve"> </w:t>
+            </w:r>
+            <w:proofErr w:type="spellStart"/>
+            <w:r>
+              <w:t>nuevas</w:t>
+            </w:r>
+            <w:proofErr w:type="spellEnd"/>
           </w:p>
         </w:tc>
         <w:tc>
@@ -7046,9 +7788,11 @@
             <w:tcW w:w="4675" w:type="dxa"/>
           </w:tcPr>
           <w:p>
+            <w:proofErr w:type="spellStart"/>
             <w:r>
               <w:t>Programación</w:t>
             </w:r>
+            <w:proofErr w:type="spellEnd"/>
           </w:p>
         </w:tc>
         <w:tc>
@@ -7075,9 +7819,19 @@
             <w:tcW w:w="4675" w:type="dxa"/>
           </w:tcPr>
           <w:p>
-            <w:r>
-              <w:t>Documentación interna del código</w:t>
-            </w:r>
+            <w:proofErr w:type="spellStart"/>
+            <w:r>
+              <w:t>Documentación</w:t>
+            </w:r>
+            <w:proofErr w:type="spellEnd"/>
+            <w:r>
+              <w:t xml:space="preserve"> interna del </w:t>
+            </w:r>
+            <w:proofErr w:type="spellStart"/>
+            <w:r>
+              <w:t>código</w:t>
+            </w:r>
+            <w:proofErr w:type="spellEnd"/>
           </w:p>
         </w:tc>
         <w:tc>
@@ -7101,9 +7855,19 @@
             <w:tcW w:w="4675" w:type="dxa"/>
           </w:tcPr>
           <w:p>
-            <w:r>
-              <w:t>Pruebas y correcciones</w:t>
-            </w:r>
+            <w:proofErr w:type="spellStart"/>
+            <w:r>
+              <w:t>Pruebas</w:t>
+            </w:r>
+            <w:proofErr w:type="spellEnd"/>
+            <w:r>
+              <w:t xml:space="preserve"> y </w:t>
+            </w:r>
+            <w:proofErr w:type="spellStart"/>
+            <w:r>
+              <w:t>correcciones</w:t>
+            </w:r>
+            <w:proofErr w:type="spellEnd"/>
           </w:p>
         </w:tc>
         <w:tc>

--- a/Tarea_Programada3_Documentacion.docx
+++ b/Tarea_Programada3_Documentacion.docx
@@ -829,8 +829,9 @@
           <w:i/>
           <w:iCs/>
         </w:rPr>
-        <w:t xml:space="preserve">“olores de software” </w:t>
-      </w:r>
+        <w:t>“olores de software</w:t>
+      </w:r>
+      <w:proofErr w:type="gramStart"/>
       <w:r>
         <w:rPr>
           <w:b/>
@@ -838,8 +839,18 @@
           <w:i/>
           <w:iCs/>
         </w:rPr>
+        <w:t xml:space="preserve">” </w:t>
+      </w:r>
+      <w:r>
+        <w:rPr>
+          <w:b/>
+          <w:bCs/>
+          <w:i/>
+          <w:iCs/>
+        </w:rPr>
         <w:t>.</w:t>
       </w:r>
+      <w:proofErr w:type="gramEnd"/>
     </w:p>
     <w:p>
       <w:pPr>
@@ -1634,6 +1645,13 @@
               </w:rPr>
               <w:t>Repasé la materia de Poo enviada por la profesora</w:t>
             </w:r>
+            <w:r>
+              <w:rPr>
+                <w:b w:val="0"/>
+                <w:bCs w:val="0"/>
+              </w:rPr>
+              <w:t>.</w:t>
+            </w:r>
           </w:p>
         </w:tc>
       </w:tr>
@@ -1675,6 +1693,13 @@
               </w:rPr>
               <w:t>Analizaré el avance de mi compañero y voy a familiarizarme con el código para poder continuar</w:t>
             </w:r>
+            <w:r>
+              <w:rPr>
+                <w:b w:val="0"/>
+                <w:bCs w:val="0"/>
+              </w:rPr>
+              <w:t>.</w:t>
+            </w:r>
           </w:p>
         </w:tc>
       </w:tr>
@@ -1715,6 +1740,13 @@
                 <w:bCs w:val="0"/>
               </w:rPr>
               <w:t>Que mi compañero me ayude a comprender lo que ya hizo</w:t>
+            </w:r>
+            <w:r>
+              <w:rPr>
+                <w:b w:val="0"/>
+                <w:bCs w:val="0"/>
+              </w:rPr>
+              <w:t>.</w:t>
             </w:r>
           </w:p>
         </w:tc>
@@ -2086,6 +2118,13 @@
               </w:rPr>
               <w:t>Comprendí el código realizado por mi compañero y di algunas recomendaciones</w:t>
             </w:r>
+            <w:r>
+              <w:rPr>
+                <w:b w:val="0"/>
+                <w:bCs w:val="0"/>
+              </w:rPr>
+              <w:t>.</w:t>
+            </w:r>
           </w:p>
         </w:tc>
       </w:tr>
@@ -2127,6 +2166,13 @@
               </w:rPr>
               <w:t>Comenzaré actualizando la documentación actual ya que la mayor parte está desactualizada</w:t>
             </w:r>
+            <w:r>
+              <w:rPr>
+                <w:b w:val="0"/>
+                <w:bCs w:val="0"/>
+              </w:rPr>
+              <w:t>.</w:t>
+            </w:r>
           </w:p>
         </w:tc>
       </w:tr>
@@ -2166,7 +2212,14 @@
                 <w:b w:val="0"/>
                 <w:bCs w:val="0"/>
               </w:rPr>
-              <w:t xml:space="preserve">Anotando los problemas encontrados </w:t>
+              <w:t>Anotando los problemas encontrados</w:t>
+            </w:r>
+            <w:r>
+              <w:rPr>
+                <w:b w:val="0"/>
+                <w:bCs w:val="0"/>
+              </w:rPr>
+              <w:t>.</w:t>
             </w:r>
           </w:p>
         </w:tc>
@@ -2358,6 +2411,450 @@
         </w:rPr>
       </w:pPr>
     </w:p>
+    <w:p>
+      <w:pPr>
+        <w:pStyle w:val="Ttulo1"/>
+        <w:rPr>
+          <w:lang w:val="es-CR"/>
+        </w:rPr>
+      </w:pPr>
+    </w:p>
+    <w:p>
+      <w:pPr>
+        <w:pStyle w:val="Ttulo1"/>
+        <w:rPr>
+          <w:lang w:val="es-CR"/>
+        </w:rPr>
+      </w:pPr>
+    </w:p>
+    <w:p>
+      <w:pPr>
+        <w:pStyle w:val="Ttulo1"/>
+        <w:rPr>
+          <w:lang w:val="es-CR"/>
+        </w:rPr>
+      </w:pPr>
+    </w:p>
+    <w:p>
+      <w:pPr>
+        <w:pStyle w:val="Ttulo1"/>
+        <w:rPr>
+          <w:lang w:val="es-CR"/>
+        </w:rPr>
+      </w:pPr>
+    </w:p>
+    <w:tbl>
+      <w:tblPr>
+        <w:tblStyle w:val="Tablaconcuadrcula"/>
+        <w:tblW w:w="10097" w:type="dxa"/>
+        <w:tblLook w:val="04A0" w:firstRow="1" w:lastRow="0" w:firstColumn="1" w:lastColumn="0" w:noHBand="0" w:noVBand="1"/>
+      </w:tblPr>
+      <w:tblGrid>
+        <w:gridCol w:w="2443"/>
+        <w:gridCol w:w="7654"/>
+      </w:tblGrid>
+      <w:tr>
+        <w:trPr>
+          <w:trHeight w:val="403"/>
+        </w:trPr>
+        <w:tc>
+          <w:tcPr>
+            <w:tcW w:w="2443" w:type="dxa"/>
+          </w:tcPr>
+          <w:p>
+            <w:pPr>
+              <w:pStyle w:val="Ttulo1"/>
+            </w:pPr>
+            <w:r>
+              <w:rPr>
+                <w:rFonts w:ascii="Arial" w:eastAsia="Arial" w:hAnsi="Arial" w:cs="Arial"/>
+              </w:rPr>
+              <w:lastRenderedPageBreak/>
+              <w:t>Fecha:</w:t>
+            </w:r>
+          </w:p>
+        </w:tc>
+        <w:tc>
+          <w:tcPr>
+            <w:tcW w:w="7654" w:type="dxa"/>
+          </w:tcPr>
+          <w:p>
+            <w:pPr>
+              <w:pStyle w:val="Ttulo1"/>
+              <w:jc w:val="center"/>
+              <w:rPr>
+                <w:b w:val="0"/>
+                <w:bCs w:val="0"/>
+              </w:rPr>
+            </w:pPr>
+            <w:r>
+              <w:rPr>
+                <w:b w:val="0"/>
+                <w:bCs w:val="0"/>
+              </w:rPr>
+              <w:t>28</w:t>
+            </w:r>
+            <w:r>
+              <w:rPr>
+                <w:b w:val="0"/>
+                <w:bCs w:val="0"/>
+              </w:rPr>
+              <w:t>/6/26</w:t>
+            </w:r>
+          </w:p>
+        </w:tc>
+      </w:tr>
+      <w:tr>
+        <w:trPr>
+          <w:trHeight w:val="459"/>
+        </w:trPr>
+        <w:tc>
+          <w:tcPr>
+            <w:tcW w:w="2443" w:type="dxa"/>
+          </w:tcPr>
+          <w:p>
+            <w:pPr>
+              <w:pStyle w:val="Ttulo1"/>
+            </w:pPr>
+            <w:r>
+              <w:t>1er Participante</w:t>
+            </w:r>
+          </w:p>
+        </w:tc>
+        <w:tc>
+          <w:tcPr>
+            <w:tcW w:w="7654" w:type="dxa"/>
+          </w:tcPr>
+          <w:p>
+            <w:pPr>
+              <w:pStyle w:val="Ttulo1"/>
+              <w:tabs>
+                <w:tab w:val="left" w:pos="332"/>
+              </w:tabs>
+              <w:rPr>
+                <w:b w:val="0"/>
+                <w:bCs w:val="0"/>
+              </w:rPr>
+            </w:pPr>
+            <w:r>
+              <w:rPr>
+                <w:b w:val="0"/>
+                <w:bCs w:val="0"/>
+              </w:rPr>
+              <w:tab/>
+              <w:t>Alejandro Madrigal</w:t>
+            </w:r>
+          </w:p>
+        </w:tc>
+      </w:tr>
+      <w:tr>
+        <w:trPr>
+          <w:trHeight w:val="807"/>
+        </w:trPr>
+        <w:tc>
+          <w:tcPr>
+            <w:tcW w:w="2443" w:type="dxa"/>
+            <w:shd w:val="clear" w:color="auto" w:fill="ACB9CA" w:themeFill="text2" w:themeFillTint="66"/>
+          </w:tcPr>
+          <w:p>
+            <w:pPr>
+              <w:pStyle w:val="Ttulo1"/>
+            </w:pPr>
+            <w:r>
+              <w:t>¿Qué he hecho?:</w:t>
+            </w:r>
+          </w:p>
+        </w:tc>
+        <w:tc>
+          <w:tcPr>
+            <w:tcW w:w="7654" w:type="dxa"/>
+          </w:tcPr>
+          <w:p>
+            <w:pPr>
+              <w:pStyle w:val="Ttulo1"/>
+              <w:rPr>
+                <w:b w:val="0"/>
+                <w:bCs w:val="0"/>
+              </w:rPr>
+            </w:pPr>
+            <w:r>
+              <w:rPr>
+                <w:b w:val="0"/>
+                <w:bCs w:val="0"/>
+              </w:rPr>
+              <w:t xml:space="preserve">Analicé algunos problemas que encontré en el programa y busqué referencias en línea para </w:t>
+            </w:r>
+            <w:r>
+              <w:rPr>
+                <w:b w:val="0"/>
+                <w:bCs w:val="0"/>
+              </w:rPr>
+              <w:t>saber una manera sencilla y limpia sobre como arreglarlos</w:t>
+            </w:r>
+          </w:p>
+        </w:tc>
+      </w:tr>
+      <w:tr>
+        <w:trPr>
+          <w:trHeight w:val="1173"/>
+        </w:trPr>
+        <w:tc>
+          <w:tcPr>
+            <w:tcW w:w="2443" w:type="dxa"/>
+            <w:shd w:val="clear" w:color="auto" w:fill="ACB9CA" w:themeFill="text2" w:themeFillTint="66"/>
+          </w:tcPr>
+          <w:p>
+            <w:pPr>
+              <w:pStyle w:val="Ttulo1"/>
+            </w:pPr>
+            <w:r>
+              <w:t>¿Qué haré a continuación?:</w:t>
+            </w:r>
+          </w:p>
+        </w:tc>
+        <w:tc>
+          <w:tcPr>
+            <w:tcW w:w="7654" w:type="dxa"/>
+          </w:tcPr>
+          <w:p>
+            <w:pPr>
+              <w:pStyle w:val="Ttulo1"/>
+              <w:jc w:val="center"/>
+              <w:rPr>
+                <w:b w:val="0"/>
+                <w:bCs w:val="0"/>
+              </w:rPr>
+            </w:pPr>
+            <w:r>
+              <w:rPr>
+                <w:b w:val="0"/>
+                <w:bCs w:val="0"/>
+              </w:rPr>
+              <w:t>Programaré la parte que sigue</w:t>
+            </w:r>
+          </w:p>
+        </w:tc>
+      </w:tr>
+      <w:tr>
+        <w:trPr>
+          <w:trHeight w:val="73"/>
+        </w:trPr>
+        <w:tc>
+          <w:tcPr>
+            <w:tcW w:w="2443" w:type="dxa"/>
+            <w:shd w:val="clear" w:color="auto" w:fill="ACB9CA" w:themeFill="text2" w:themeFillTint="66"/>
+          </w:tcPr>
+          <w:p>
+            <w:pPr>
+              <w:pStyle w:val="Ttulo1"/>
+            </w:pPr>
+            <w:r>
+              <w:t>¿En qué ocupo ayuda?:</w:t>
+            </w:r>
+          </w:p>
+        </w:tc>
+        <w:tc>
+          <w:tcPr>
+            <w:tcW w:w="7654" w:type="dxa"/>
+          </w:tcPr>
+          <w:p>
+            <w:pPr>
+              <w:pStyle w:val="Ttulo1"/>
+              <w:jc w:val="center"/>
+              <w:rPr>
+                <w:b w:val="0"/>
+                <w:bCs w:val="0"/>
+              </w:rPr>
+            </w:pPr>
+            <w:r>
+              <w:rPr>
+                <w:b w:val="0"/>
+                <w:bCs w:val="0"/>
+              </w:rPr>
+              <w:t>Revisando que todo esté funcionando</w:t>
+            </w:r>
+          </w:p>
+        </w:tc>
+      </w:tr>
+      <w:tr>
+        <w:trPr>
+          <w:trHeight w:val="403"/>
+        </w:trPr>
+        <w:tc>
+          <w:tcPr>
+            <w:tcW w:w="2443" w:type="dxa"/>
+          </w:tcPr>
+          <w:p>
+            <w:pPr>
+              <w:pStyle w:val="Ttulo1"/>
+            </w:pPr>
+            <w:r>
+              <w:rPr>
+                <w:rFonts w:ascii="Arial" w:eastAsia="Arial" w:hAnsi="Arial" w:cs="Arial"/>
+              </w:rPr>
+              <w:t>Fecha:</w:t>
+            </w:r>
+          </w:p>
+        </w:tc>
+        <w:tc>
+          <w:tcPr>
+            <w:tcW w:w="7654" w:type="dxa"/>
+          </w:tcPr>
+          <w:p>
+            <w:pPr>
+              <w:pStyle w:val="Ttulo1"/>
+              <w:jc w:val="center"/>
+              <w:rPr>
+                <w:b w:val="0"/>
+                <w:bCs w:val="0"/>
+              </w:rPr>
+            </w:pPr>
+            <w:r>
+              <w:rPr>
+                <w:b w:val="0"/>
+                <w:bCs w:val="0"/>
+              </w:rPr>
+              <w:t>22/6/26</w:t>
+            </w:r>
+          </w:p>
+        </w:tc>
+      </w:tr>
+      <w:tr>
+        <w:trPr>
+          <w:trHeight w:val="459"/>
+        </w:trPr>
+        <w:tc>
+          <w:tcPr>
+            <w:tcW w:w="2443" w:type="dxa"/>
+          </w:tcPr>
+          <w:p>
+            <w:pPr>
+              <w:pStyle w:val="Ttulo1"/>
+            </w:pPr>
+            <w:r>
+              <w:t>2do Participante</w:t>
+            </w:r>
+          </w:p>
+        </w:tc>
+        <w:tc>
+          <w:tcPr>
+            <w:tcW w:w="7654" w:type="dxa"/>
+          </w:tcPr>
+          <w:p>
+            <w:pPr>
+              <w:pStyle w:val="Ttulo1"/>
+              <w:jc w:val="center"/>
+              <w:rPr>
+                <w:b w:val="0"/>
+                <w:bCs w:val="0"/>
+              </w:rPr>
+            </w:pPr>
+          </w:p>
+        </w:tc>
+      </w:tr>
+      <w:tr>
+        <w:trPr>
+          <w:trHeight w:val="807"/>
+        </w:trPr>
+        <w:tc>
+          <w:tcPr>
+            <w:tcW w:w="2443" w:type="dxa"/>
+            <w:shd w:val="clear" w:color="auto" w:fill="ACB9CA" w:themeFill="text2" w:themeFillTint="66"/>
+          </w:tcPr>
+          <w:p>
+            <w:pPr>
+              <w:pStyle w:val="Ttulo1"/>
+            </w:pPr>
+            <w:r>
+              <w:t>¿Qué he hecho?:</w:t>
+            </w:r>
+          </w:p>
+        </w:tc>
+        <w:tc>
+          <w:tcPr>
+            <w:tcW w:w="7654" w:type="dxa"/>
+          </w:tcPr>
+          <w:p>
+            <w:pPr>
+              <w:pStyle w:val="Ttulo1"/>
+              <w:jc w:val="center"/>
+              <w:rPr>
+                <w:b w:val="0"/>
+                <w:bCs w:val="0"/>
+              </w:rPr>
+            </w:pPr>
+          </w:p>
+        </w:tc>
+      </w:tr>
+      <w:tr>
+        <w:trPr>
+          <w:trHeight w:val="1173"/>
+        </w:trPr>
+        <w:tc>
+          <w:tcPr>
+            <w:tcW w:w="2443" w:type="dxa"/>
+            <w:shd w:val="clear" w:color="auto" w:fill="ACB9CA" w:themeFill="text2" w:themeFillTint="66"/>
+          </w:tcPr>
+          <w:p>
+            <w:pPr>
+              <w:pStyle w:val="Ttulo1"/>
+            </w:pPr>
+            <w:r>
+              <w:t>¿Qué haré a continuación?:</w:t>
+            </w:r>
+          </w:p>
+        </w:tc>
+        <w:tc>
+          <w:tcPr>
+            <w:tcW w:w="7654" w:type="dxa"/>
+          </w:tcPr>
+          <w:p>
+            <w:pPr>
+              <w:pStyle w:val="Ttulo1"/>
+              <w:jc w:val="center"/>
+              <w:rPr>
+                <w:b w:val="0"/>
+                <w:bCs w:val="0"/>
+              </w:rPr>
+            </w:pPr>
+          </w:p>
+        </w:tc>
+      </w:tr>
+      <w:tr>
+        <w:trPr>
+          <w:trHeight w:val="73"/>
+        </w:trPr>
+        <w:tc>
+          <w:tcPr>
+            <w:tcW w:w="2443" w:type="dxa"/>
+            <w:shd w:val="clear" w:color="auto" w:fill="ACB9CA" w:themeFill="text2" w:themeFillTint="66"/>
+          </w:tcPr>
+          <w:p>
+            <w:pPr>
+              <w:pStyle w:val="Ttulo1"/>
+            </w:pPr>
+            <w:r>
+              <w:t>¿En qué ocupo ayuda?:</w:t>
+            </w:r>
+          </w:p>
+        </w:tc>
+        <w:tc>
+          <w:tcPr>
+            <w:tcW w:w="7654" w:type="dxa"/>
+          </w:tcPr>
+          <w:p>
+            <w:pPr>
+              <w:pStyle w:val="Ttulo1"/>
+              <w:jc w:val="center"/>
+              <w:rPr>
+                <w:b w:val="0"/>
+                <w:bCs w:val="0"/>
+              </w:rPr>
+            </w:pPr>
+          </w:p>
+        </w:tc>
+      </w:tr>
+    </w:tbl>
     <w:p>
       <w:pPr>
         <w:pStyle w:val="Ttulo1"/>
@@ -7149,137 +7646,6 @@
     </w:p>
     <w:p>
       <w:pPr>
-        <w:rPr>
-          <w:lang w:val="es-CR"/>
-        </w:rPr>
-      </w:pPr>
-      <w:proofErr w:type="spellStart"/>
-      <w:r>
-        <w:rPr>
-          <w:lang w:val="es-CR"/>
-        </w:rPr>
-        <w:t>Aprendi</w:t>
-      </w:r>
-      <w:proofErr w:type="spellEnd"/>
-      <w:r>
-        <w:rPr>
-          <w:lang w:val="es-CR"/>
-        </w:rPr>
-        <w:t xml:space="preserve"> que los imprevistos hay que reportarlos de inmediato para no afectar al equipo.</w:t>
-      </w:r>
-    </w:p>
-    <w:p>
-      <w:pPr>
-        <w:rPr>
-          <w:lang w:val="es-CR"/>
-        </w:rPr>
-      </w:pPr>
-      <w:proofErr w:type="spellStart"/>
-      <w:r>
-        <w:rPr>
-          <w:lang w:val="es-CR"/>
-        </w:rPr>
-        <w:t>Entendi</w:t>
-      </w:r>
-      <w:proofErr w:type="spellEnd"/>
-      <w:r>
-        <w:rPr>
-          <w:lang w:val="es-CR"/>
-        </w:rPr>
-        <w:t xml:space="preserve"> la importancia de mantener el repositorio de Git actualizado constantemente con </w:t>
-      </w:r>
-      <w:proofErr w:type="spellStart"/>
-      <w:r>
-        <w:rPr>
-          <w:lang w:val="es-CR"/>
-        </w:rPr>
-        <w:t>commits</w:t>
-      </w:r>
-      <w:proofErr w:type="spellEnd"/>
-      <w:r>
-        <w:rPr>
-          <w:lang w:val="es-CR"/>
-        </w:rPr>
-        <w:t xml:space="preserve"> descriptivos.</w:t>
-      </w:r>
-    </w:p>
-    <w:p>
-      <w:pPr>
-        <w:rPr>
-          <w:lang w:val="es-CR"/>
-        </w:rPr>
-      </w:pPr>
-      <w:proofErr w:type="spellStart"/>
-      <w:r>
-        <w:rPr>
-          <w:lang w:val="es-CR"/>
-        </w:rPr>
-        <w:t>Aprendi</w:t>
-      </w:r>
-      <w:proofErr w:type="spellEnd"/>
-      <w:r>
-        <w:rPr>
-          <w:lang w:val="es-CR"/>
-        </w:rPr>
-        <w:t xml:space="preserve"> a ser </w:t>
-      </w:r>
-      <w:proofErr w:type="spellStart"/>
-      <w:r>
-        <w:rPr>
-          <w:lang w:val="es-CR"/>
-        </w:rPr>
-        <w:t>mas</w:t>
-      </w:r>
-      <w:proofErr w:type="spellEnd"/>
-      <w:r>
-        <w:rPr>
-          <w:lang w:val="es-CR"/>
-        </w:rPr>
-        <w:t xml:space="preserve"> organizado con los archivos y versiones del proyecto para no perder trabajo.</w:t>
-      </w:r>
-    </w:p>
-    <w:p>
-      <w:pPr>
-        <w:rPr>
-          <w:lang w:val="es-CR"/>
-        </w:rPr>
-      </w:pPr>
-      <w:proofErr w:type="spellStart"/>
-      <w:r>
-        <w:rPr>
-          <w:lang w:val="es-CR"/>
-        </w:rPr>
-        <w:t>Comprendi</w:t>
-      </w:r>
-      <w:proofErr w:type="spellEnd"/>
-      <w:r>
-        <w:rPr>
-          <w:lang w:val="es-CR"/>
-        </w:rPr>
-        <w:t xml:space="preserve"> que el trabajo en pareja requiere respeto, </w:t>
-      </w:r>
-      <w:proofErr w:type="spellStart"/>
-      <w:r>
-        <w:rPr>
-          <w:lang w:val="es-CR"/>
-        </w:rPr>
-        <w:t>comunicacion</w:t>
-      </w:r>
-      <w:proofErr w:type="spellEnd"/>
-      <w:r>
-        <w:rPr>
-          <w:lang w:val="es-CR"/>
-        </w:rPr>
-        <w:t xml:space="preserve"> y flexibilidad para llegar a buenos resultados.</w:t>
-      </w:r>
-    </w:p>
-    <w:p>
-      <w:pPr>
-        <w:pStyle w:val="Prrafodelista"/>
-      </w:pPr>
-    </w:p>
-    <w:p>
-      <w:pPr>
         <w:spacing w:after="80"/>
         <w:rPr>
           <w:lang w:val="es-CR"/>
@@ -7334,7 +7700,6 @@
         </w:numPr>
       </w:pPr>
       <w:r>
-        <w:lastRenderedPageBreak/>
         <w:t>Comprendí cómo organizar datos con listas, tuplas, matrices y diccionarios.</w:t>
       </w:r>
     </w:p>
@@ -7393,188 +7758,6 @@
           <w:lang w:val="es-CR"/>
         </w:rPr>
         <w:t>Técnicas — Brandon:</w:t>
-      </w:r>
-    </w:p>
-    <w:p>
-      <w:pPr>
-        <w:rPr>
-          <w:lang w:val="es-CR"/>
-        </w:rPr>
-      </w:pPr>
-      <w:proofErr w:type="spellStart"/>
-      <w:r>
-        <w:rPr>
-          <w:lang w:val="es-CR"/>
-        </w:rPr>
-        <w:t>Aprendi</w:t>
-      </w:r>
-      <w:proofErr w:type="spellEnd"/>
-      <w:r>
-        <w:rPr>
-          <w:lang w:val="es-CR"/>
-        </w:rPr>
-        <w:t xml:space="preserve"> a manejar archivos binarios en Python usando </w:t>
-      </w:r>
-      <w:proofErr w:type="spellStart"/>
-      <w:r>
-        <w:rPr>
-          <w:lang w:val="es-CR"/>
-        </w:rPr>
-        <w:t>pickle</w:t>
-      </w:r>
-      <w:proofErr w:type="spellEnd"/>
-      <w:r>
-        <w:rPr>
-          <w:lang w:val="es-CR"/>
-        </w:rPr>
-        <w:t xml:space="preserve"> para guardar y cargar estructuras de datos.</w:t>
-      </w:r>
-    </w:p>
-    <w:p>
-      <w:pPr>
-        <w:rPr>
-          <w:lang w:val="es-CR"/>
-        </w:rPr>
-      </w:pPr>
-      <w:proofErr w:type="spellStart"/>
-      <w:r>
-        <w:rPr>
-          <w:lang w:val="es-CR"/>
-        </w:rPr>
-        <w:t>Comprendi</w:t>
-      </w:r>
-      <w:proofErr w:type="spellEnd"/>
-      <w:r>
-        <w:rPr>
-          <w:lang w:val="es-CR"/>
-        </w:rPr>
-        <w:t xml:space="preserve"> </w:t>
-      </w:r>
-      <w:proofErr w:type="spellStart"/>
-      <w:r>
-        <w:rPr>
-          <w:lang w:val="es-CR"/>
-        </w:rPr>
-        <w:t>como</w:t>
-      </w:r>
-      <w:proofErr w:type="spellEnd"/>
-      <w:r>
-        <w:rPr>
-          <w:lang w:val="es-CR"/>
-        </w:rPr>
-        <w:t xml:space="preserve"> funciona </w:t>
-      </w:r>
-      <w:proofErr w:type="spellStart"/>
-      <w:r>
-        <w:rPr>
-          <w:lang w:val="es-CR"/>
-        </w:rPr>
-        <w:t>Tkinter</w:t>
-      </w:r>
-      <w:proofErr w:type="spellEnd"/>
-      <w:r>
-        <w:rPr>
-          <w:lang w:val="es-CR"/>
-        </w:rPr>
-        <w:t xml:space="preserve"> para construir interfaces graficas con ventanas, botones, campos de texto y </w:t>
-      </w:r>
-      <w:proofErr w:type="spellStart"/>
-      <w:r>
-        <w:rPr>
-          <w:lang w:val="es-CR"/>
-        </w:rPr>
-        <w:t>menus</w:t>
-      </w:r>
-      <w:proofErr w:type="spellEnd"/>
-      <w:r>
-        <w:rPr>
-          <w:lang w:val="es-CR"/>
-        </w:rPr>
-        <w:t>.</w:t>
-      </w:r>
-    </w:p>
-    <w:p>
-      <w:pPr>
-        <w:rPr>
-          <w:lang w:val="es-CR"/>
-        </w:rPr>
-      </w:pPr>
-      <w:proofErr w:type="spellStart"/>
-      <w:r>
-        <w:rPr>
-          <w:lang w:val="es-CR"/>
-        </w:rPr>
-        <w:t>Aprendi</w:t>
-      </w:r>
-      <w:proofErr w:type="spellEnd"/>
-      <w:r>
-        <w:rPr>
-          <w:lang w:val="es-CR"/>
-        </w:rPr>
-        <w:t xml:space="preserve"> a usar expresiones regulares con el </w:t>
-      </w:r>
-      <w:proofErr w:type="spellStart"/>
-      <w:r>
-        <w:rPr>
-          <w:lang w:val="es-CR"/>
-        </w:rPr>
-        <w:t>modulo</w:t>
-      </w:r>
-      <w:proofErr w:type="spellEnd"/>
-      <w:r>
-        <w:rPr>
-          <w:lang w:val="es-CR"/>
-        </w:rPr>
-        <w:t xml:space="preserve"> re para validar cedulas, correos, </w:t>
-      </w:r>
-      <w:proofErr w:type="spellStart"/>
-      <w:r>
-        <w:rPr>
-          <w:lang w:val="es-CR"/>
-        </w:rPr>
-        <w:t>telefonos</w:t>
-      </w:r>
-      <w:proofErr w:type="spellEnd"/>
-      <w:r>
-        <w:rPr>
-          <w:lang w:val="es-CR"/>
-        </w:rPr>
-        <w:t xml:space="preserve"> y fechas.</w:t>
-      </w:r>
-    </w:p>
-    <w:p>
-      <w:pPr>
-        <w:rPr>
-          <w:lang w:val="es-CR"/>
-        </w:rPr>
-      </w:pPr>
-      <w:proofErr w:type="spellStart"/>
-      <w:r>
-        <w:rPr>
-          <w:lang w:val="es-CR"/>
-        </w:rPr>
-        <w:t>Aprendi</w:t>
-      </w:r>
-      <w:proofErr w:type="spellEnd"/>
-      <w:r>
-        <w:rPr>
-          <w:lang w:val="es-CR"/>
-        </w:rPr>
-        <w:t xml:space="preserve"> a estructurar archivos HTML5 generados </w:t>
-      </w:r>
-      <w:proofErr w:type="spellStart"/>
-      <w:r>
-        <w:rPr>
-          <w:lang w:val="es-CR"/>
-        </w:rPr>
-        <w:t>dinamicamente</w:t>
-      </w:r>
-      <w:proofErr w:type="spellEnd"/>
-      <w:r>
-        <w:rPr>
-          <w:lang w:val="es-CR"/>
-        </w:rPr>
-        <w:t xml:space="preserve"> desde Python con tablas, estilos y metadatos.</w:t>
       </w:r>
     </w:p>
     <w:p>
